--- a/store/steve-arrants-resume-2026.docx
+++ b/store/steve-arrants-resume-2026.docx
@@ -4,16 +4,16 @@
   <w:body>
     <w:p>
       <w:pPr>
-        <w:spacing w:after="20"/>
-      </w:pPr>
-      <w:r>
-        <w:rPr>
-          <w:rFonts w:ascii="Calibri" w:eastAsia="Calibri" w:hAnsi="Calibri" w:cs="Calibri"/>
+        <w:spacing w:after="40"/>
+      </w:pPr>
+      <w:r>
+        <w:rPr>
+          <w:rFonts w:ascii="Arial" w:eastAsia="Arial" w:hAnsi="Arial" w:cs="Arial"/>
           <w:b/>
           <w:bCs/>
           <w:color w:val="1F3864"/>
-          <w:sz w:val="40"/>
-          <w:szCs w:val="40"/>
+          <w:sz w:val="52"/>
+          <w:szCs w:val="52"/>
         </w:rPr>
         <w:t>Steve Arrants</w:t>
       </w:r>
@@ -24,7 +24,7 @@
       </w:pPr>
       <w:r>
         <w:rPr>
-          <w:rFonts w:ascii="Calibri" w:eastAsia="Calibri" w:hAnsi="Calibri" w:cs="Calibri"/>
+          <w:rFonts w:ascii="Arial" w:eastAsia="Arial" w:hAnsi="Arial" w:cs="Arial"/>
           <w:color w:val="595959"/>
           <w:sz w:val="24"/>
           <w:szCs w:val="24"/>
@@ -33,12 +33,10 @@
       </w:r>
     </w:p>
     <w:p>
-      <w:pPr>
-        <w:spacing w:after="40"/>
-      </w:pPr>
-      <w:r>
-        <w:rPr>
-          <w:rFonts w:ascii="Calibri" w:eastAsia="Calibri" w:hAnsi="Calibri" w:cs="Calibri"/>
+      <w:r>
+        <w:rPr>
+          <w:rFonts w:ascii="Arial" w:eastAsia="Arial" w:hAnsi="Arial" w:cs="Arial"/>
+          <w:color w:val="595959"/>
           <w:sz w:val="19"/>
           <w:szCs w:val="19"/>
         </w:rPr>
@@ -47,8 +45,8 @@
       <w:hyperlink r:id="rId5" w:history="1">
         <w:r>
           <w:rPr>
-            <w:rFonts w:ascii="Calibri" w:eastAsia="Calibri" w:hAnsi="Calibri" w:cs="Calibri"/>
-            <w:color w:val="0563C1"/>
+            <w:rFonts w:ascii="Arial" w:eastAsia="Arial" w:hAnsi="Arial" w:cs="Arial"/>
+            <w:color w:val="1155CC"/>
             <w:sz w:val="19"/>
             <w:szCs w:val="19"/>
             <w:u w:val="single"/>
@@ -58,7 +56,8 @@
       </w:hyperlink>
       <w:r>
         <w:rPr>
-          <w:rFonts w:ascii="Calibri" w:eastAsia="Calibri" w:hAnsi="Calibri" w:cs="Calibri"/>
+          <w:rFonts w:ascii="Arial" w:eastAsia="Arial" w:hAnsi="Arial" w:cs="Arial"/>
+          <w:color w:val="595959"/>
           <w:sz w:val="19"/>
           <w:szCs w:val="19"/>
         </w:rPr>
@@ -67,18 +66,19 @@
       <w:hyperlink r:id="rId6" w:history="1">
         <w:r>
           <w:rPr>
-            <w:rFonts w:ascii="Calibri" w:eastAsia="Calibri" w:hAnsi="Calibri" w:cs="Calibri"/>
-            <w:color w:val="0563C1"/>
+            <w:rFonts w:ascii="Arial" w:eastAsia="Arial" w:hAnsi="Arial" w:cs="Arial"/>
+            <w:color w:val="1155CC"/>
             <w:sz w:val="19"/>
             <w:szCs w:val="19"/>
             <w:u w:val="single"/>
           </w:rPr>
-          <w:t>linkedin.com/in/stevearrants</w:t>
+          <w:t>LinkedIn</w:t>
         </w:r>
       </w:hyperlink>
       <w:r>
         <w:rPr>
-          <w:rFonts w:ascii="Calibri" w:eastAsia="Calibri" w:hAnsi="Calibri" w:cs="Calibri"/>
+          <w:rFonts w:ascii="Arial" w:eastAsia="Arial" w:hAnsi="Arial" w:cs="Arial"/>
+          <w:color w:val="595959"/>
           <w:sz w:val="19"/>
           <w:szCs w:val="19"/>
         </w:rPr>
@@ -87,10 +87,11 @@
       <w:hyperlink r:id="rId7" w:history="1">
         <w:r>
           <w:rPr>
-            <w:rStyle w:val="Hyperlink"/>
-            <w:rFonts w:ascii="Calibri" w:eastAsia="Calibri" w:hAnsi="Calibri" w:cs="Calibri"/>
+            <w:rFonts w:ascii="Arial" w:eastAsia="Arial" w:hAnsi="Arial" w:cs="Arial"/>
+            <w:color w:val="1155CC"/>
             <w:sz w:val="19"/>
             <w:szCs w:val="19"/>
+            <w:u w:val="single"/>
           </w:rPr>
           <w:t>sarrants@gmail.com</w:t>
         </w:r>
@@ -99,124 +100,177 @@
     <w:p>
       <w:pPr>
         <w:pBdr>
-          <w:bottom w:val="single" w:sz="6" w:space="2" w:color="1F3864"/>
+          <w:bottom w:val="single" w:sz="10" w:space="1" w:color="1F3864"/>
         </w:pBdr>
-        <w:spacing w:before="220" w:after="100"/>
-      </w:pPr>
-      <w:r>
-        <w:rPr>
-          <w:rFonts w:ascii="Calibri" w:eastAsia="Calibri" w:hAnsi="Calibri" w:cs="Calibri"/>
+        <w:spacing w:before="60" w:after="60"/>
+      </w:pPr>
+    </w:p>
+    <w:p>
+      <w:pPr>
+        <w:pBdr>
+          <w:bottom w:val="single" w:sz="6" w:space="4" w:color="BFBFBF"/>
+        </w:pBdr>
+        <w:spacing w:before="220" w:after="60"/>
+      </w:pPr>
+      <w:r>
+        <w:rPr>
+          <w:rFonts w:ascii="Arial" w:eastAsia="Arial" w:hAnsi="Arial" w:cs="Arial"/>
           <w:b/>
           <w:bCs/>
           <w:color w:val="1F3864"/>
           <w:sz w:val="22"/>
           <w:szCs w:val="22"/>
         </w:rPr>
-        <w:t>SUMMARY</w:t>
-      </w:r>
-    </w:p>
-    <w:p>
-      <w:pPr>
-        <w:spacing w:after="60"/>
-      </w:pPr>
-      <w:r>
-        <w:rPr>
-          <w:rFonts w:ascii="Calibri" w:eastAsia="Calibri" w:hAnsi="Calibri" w:cs="Calibri"/>
-        </w:rPr>
-        <w:t>Documentation professional with over 30 years of experience across SaaS, APIs, healthcare, and scientific software. Builds the systems, sets the standards, and brings the editorial judgment AI can’t replace. Recent results: support ticket volume cut 40%, API error documentation reduced 70% without losing coverage, review cycles shortened 35%.</w:t>
+        <w:t>Summary</w:t>
+      </w:r>
+    </w:p>
+    <w:p>
+      <w:pPr>
+        <w:spacing w:after="80"/>
+      </w:pPr>
+      <w:r>
+        <w:rPr>
+          <w:rFonts w:ascii="Arial" w:eastAsia="Arial" w:hAnsi="Arial" w:cs="Arial"/>
+          <w:color w:val="000000"/>
+          <w:sz w:val="19"/>
+          <w:szCs w:val="19"/>
+        </w:rPr>
+        <w:t xml:space="preserve">Documentation professional with </w:t>
+      </w:r>
+      <w:r>
+        <w:rPr>
+          <w:rFonts w:ascii="Arial" w:eastAsia="Arial" w:hAnsi="Arial" w:cs="Arial"/>
+          <w:color w:val="000000"/>
+          <w:sz w:val="19"/>
+          <w:szCs w:val="19"/>
+        </w:rPr>
+        <w:t>experience in</w:t>
+      </w:r>
+      <w:r>
+        <w:rPr>
+          <w:rFonts w:ascii="Arial" w:eastAsia="Arial" w:hAnsi="Arial" w:cs="Arial"/>
+          <w:color w:val="000000"/>
+          <w:sz w:val="19"/>
+          <w:szCs w:val="19"/>
+        </w:rPr>
+        <w:t xml:space="preserve"> SaaS, APIs, healthcare, and scientific software. Builds the systems, sets the standards, and brings the editorial judgment AI can’t replace. Consistent results: less support burden, faster user adoption, documentation that earns its keep.</w:t>
       </w:r>
     </w:p>
     <w:p>
       <w:pPr>
         <w:pBdr>
-          <w:bottom w:val="single" w:sz="6" w:space="2" w:color="1F3864"/>
+          <w:bottom w:val="single" w:sz="6" w:space="4" w:color="BFBFBF"/>
         </w:pBdr>
-        <w:spacing w:before="220" w:after="100"/>
-      </w:pPr>
-      <w:r>
-        <w:rPr>
-          <w:rFonts w:ascii="Calibri" w:eastAsia="Calibri" w:hAnsi="Calibri" w:cs="Calibri"/>
+        <w:spacing w:before="220" w:after="60"/>
+      </w:pPr>
+      <w:r>
+        <w:rPr>
+          <w:rFonts w:ascii="Arial" w:eastAsia="Arial" w:hAnsi="Arial" w:cs="Arial"/>
           <w:b/>
           <w:bCs/>
           <w:color w:val="1F3864"/>
           <w:sz w:val="22"/>
           <w:szCs w:val="22"/>
         </w:rPr>
-        <w:t>TOOLS &amp; SKILLS</w:t>
-      </w:r>
-    </w:p>
-    <w:p>
-      <w:pPr>
-        <w:spacing w:after="40"/>
-      </w:pPr>
-      <w:r>
-        <w:rPr>
-          <w:rFonts w:ascii="Calibri" w:eastAsia="Calibri" w:hAnsi="Calibri" w:cs="Calibri"/>
+        <w:t>Tools &amp; Skills</w:t>
+      </w:r>
+    </w:p>
+    <w:p>
+      <w:pPr>
+        <w:spacing w:before="50" w:after="50"/>
+      </w:pPr>
+      <w:r>
+        <w:rPr>
+          <w:rFonts w:ascii="Arial" w:eastAsia="Arial" w:hAnsi="Arial" w:cs="Arial"/>
           <w:b/>
           <w:bCs/>
+          <w:color w:val="000000"/>
+          <w:sz w:val="19"/>
+          <w:szCs w:val="19"/>
         </w:rPr>
         <w:t xml:space="preserve">Authoring &amp; publishing: </w:t>
       </w:r>
       <w:r>
         <w:rPr>
-          <w:rFonts w:ascii="Calibri" w:eastAsia="Calibri" w:hAnsi="Calibri" w:cs="Calibri"/>
+          <w:rFonts w:ascii="Arial" w:eastAsia="Arial" w:hAnsi="Arial" w:cs="Arial"/>
+          <w:color w:val="000000"/>
+          <w:sz w:val="19"/>
+          <w:szCs w:val="19"/>
         </w:rPr>
         <w:t>MadCap Flare, Markdown, Git/GitHub/Azure DevOps, Jekyll, Hugo, MkDocs, Visual Studio Code</w:t>
       </w:r>
     </w:p>
     <w:p>
       <w:pPr>
-        <w:spacing w:after="40"/>
-      </w:pPr>
-      <w:r>
-        <w:rPr>
-          <w:rFonts w:ascii="Calibri" w:eastAsia="Calibri" w:hAnsi="Calibri" w:cs="Calibri"/>
+        <w:spacing w:before="50" w:after="50"/>
+      </w:pPr>
+      <w:r>
+        <w:rPr>
+          <w:rFonts w:ascii="Arial" w:eastAsia="Arial" w:hAnsi="Arial" w:cs="Arial"/>
           <w:b/>
           <w:bCs/>
+          <w:color w:val="000000"/>
+          <w:sz w:val="19"/>
+          <w:szCs w:val="19"/>
         </w:rPr>
         <w:t xml:space="preserve">Platforms: </w:t>
       </w:r>
       <w:r>
         <w:rPr>
-          <w:rFonts w:ascii="Calibri" w:eastAsia="Calibri" w:hAnsi="Calibri" w:cs="Calibri"/>
+          <w:rFonts w:ascii="Arial" w:eastAsia="Arial" w:hAnsi="Arial" w:cs="Arial"/>
+          <w:color w:val="000000"/>
+          <w:sz w:val="19"/>
+          <w:szCs w:val="19"/>
         </w:rPr>
         <w:t>Confluence, Intercom, AWS, Jira</w:t>
       </w:r>
     </w:p>
     <w:p>
       <w:pPr>
-        <w:spacing w:after="40"/>
-      </w:pPr>
-      <w:r>
-        <w:rPr>
-          <w:rFonts w:ascii="Calibri" w:eastAsia="Calibri" w:hAnsi="Calibri" w:cs="Calibri"/>
+        <w:spacing w:before="50" w:after="50"/>
+      </w:pPr>
+      <w:r>
+        <w:rPr>
+          <w:rFonts w:ascii="Arial" w:eastAsia="Arial" w:hAnsi="Arial" w:cs="Arial"/>
           <w:b/>
           <w:bCs/>
+          <w:color w:val="000000"/>
+          <w:sz w:val="19"/>
+          <w:szCs w:val="19"/>
         </w:rPr>
         <w:t xml:space="preserve">Practices: </w:t>
       </w:r>
       <w:r>
         <w:rPr>
-          <w:rFonts w:ascii="Calibri" w:eastAsia="Calibri" w:hAnsi="Calibri" w:cs="Calibri"/>
-        </w:rPr>
-        <w:t>Developer documentation, REST API documentation, docs-as-code, content strategy &amp; design, information architecture, single-source publishing, SME collaboration, CI/CD integration, style guide development, Agile workflows</w:t>
-      </w:r>
-    </w:p>
-    <w:p>
-      <w:pPr>
-        <w:spacing w:after="40"/>
-      </w:pPr>
-      <w:r>
-        <w:rPr>
-          <w:rFonts w:ascii="Calibri" w:eastAsia="Calibri" w:hAnsi="Calibri" w:cs="Calibri"/>
+          <w:rFonts w:ascii="Arial" w:eastAsia="Arial" w:hAnsi="Arial" w:cs="Arial"/>
+          <w:color w:val="000000"/>
+          <w:sz w:val="19"/>
+          <w:szCs w:val="19"/>
+        </w:rPr>
+        <w:t>Docs-as-code, single-source publishing, CI/CD integration, REST API documentation, Agile workflows</w:t>
+      </w:r>
+    </w:p>
+    <w:p>
+      <w:pPr>
+        <w:spacing w:before="50" w:after="50"/>
+      </w:pPr>
+      <w:r>
+        <w:rPr>
+          <w:rFonts w:ascii="Arial" w:eastAsia="Arial" w:hAnsi="Arial" w:cs="Arial"/>
           <w:b/>
           <w:bCs/>
+          <w:color w:val="000000"/>
+          <w:sz w:val="19"/>
+          <w:szCs w:val="19"/>
         </w:rPr>
         <w:t xml:space="preserve">AI &amp; automation: </w:t>
       </w:r>
       <w:r>
         <w:rPr>
-          <w:rFonts w:ascii="Calibri" w:eastAsia="Calibri" w:hAnsi="Calibri" w:cs="Calibri"/>
+          <w:rFonts w:ascii="Arial" w:eastAsia="Arial" w:hAnsi="Arial" w:cs="Arial"/>
+          <w:color w:val="000000"/>
+          <w:sz w:val="19"/>
+          <w:szCs w:val="19"/>
         </w:rPr>
         <w:t>Prompt engineering, LLM workflow integration, Claude Agent Skills authoring for structured content generation</w:t>
       </w:r>
@@ -224,62 +278,79 @@
     <w:p>
       <w:pPr>
         <w:pBdr>
-          <w:bottom w:val="single" w:sz="6" w:space="2" w:color="1F3864"/>
+          <w:bottom w:val="single" w:sz="6" w:space="4" w:color="BFBFBF"/>
         </w:pBdr>
-        <w:spacing w:before="220" w:after="100"/>
-      </w:pPr>
-      <w:r>
-        <w:rPr>
-          <w:rFonts w:ascii="Calibri" w:eastAsia="Calibri" w:hAnsi="Calibri" w:cs="Calibri"/>
+        <w:spacing w:before="220" w:after="60"/>
+      </w:pPr>
+      <w:r>
+        <w:rPr>
+          <w:rFonts w:ascii="Arial" w:eastAsia="Arial" w:hAnsi="Arial" w:cs="Arial"/>
           <w:b/>
           <w:bCs/>
           <w:color w:val="1F3864"/>
           <w:sz w:val="22"/>
           <w:szCs w:val="22"/>
         </w:rPr>
-        <w:t>WORK EXPERIENCE</w:t>
+        <w:t>Work Experience</w:t>
       </w:r>
     </w:p>
     <w:p>
       <w:pPr>
         <w:tabs>
-          <w:tab w:val="right" w:pos="9026"/>
+          <w:tab w:val="right" w:pos="9360"/>
         </w:tabs>
-        <w:spacing w:before="140" w:after="20"/>
-      </w:pPr>
-      <w:r>
-        <w:rPr>
-          <w:rFonts w:ascii="Calibri" w:eastAsia="Calibri" w:hAnsi="Calibri" w:cs="Calibri"/>
+        <w:spacing w:before="160" w:after="30"/>
+      </w:pPr>
+      <w:r>
+        <w:rPr>
+          <w:rFonts w:ascii="Arial" w:eastAsia="Arial" w:hAnsi="Arial" w:cs="Arial"/>
           <w:b/>
           <w:bCs/>
-          <w:sz w:val="21"/>
-          <w:szCs w:val="21"/>
-        </w:rPr>
-        <w:t>Documentation Consultant — Green Mountain Docs, LLC, South Burlington, VT</w:t>
-      </w:r>
-      <w:r>
-        <w:rPr>
-          <w:rFonts w:ascii="Calibri" w:eastAsia="Calibri" w:hAnsi="Calibri" w:cs="Calibri"/>
+          <w:color w:val="000000"/>
+        </w:rPr>
+        <w:t xml:space="preserve">Contract Technical Writer — </w:t>
+      </w:r>
+      <w:r>
+        <w:rPr>
+          <w:rFonts w:ascii="Arial" w:eastAsia="Arial" w:hAnsi="Arial" w:cs="Arial"/>
           <w:color w:val="595959"/>
+          <w:sz w:val="18"/>
+          <w:szCs w:val="18"/>
+        </w:rPr>
+        <w:t xml:space="preserve">iPaaS.com, Atlanta, Georgia </w:t>
+      </w:r>
+      <w:r>
+        <w:rPr>
+          <w:rFonts w:ascii="Arial" w:eastAsia="Arial" w:hAnsi="Arial" w:cs="Arial"/>
+          <w:color w:val="595959"/>
+          <w:sz w:val="19"/>
+          <w:szCs w:val="19"/>
         </w:rPr>
         <w:tab/>
-        <w:t>2024 – Present</w:t>
-      </w:r>
-    </w:p>
-    <w:p>
-      <w:pPr>
-        <w:spacing w:after="40"/>
-      </w:pPr>
-      <w:r>
-        <w:rPr>
-          <w:rFonts w:ascii="Calibri" w:eastAsia="Calibri" w:hAnsi="Calibri" w:cs="Calibri"/>
-          <w:i/>
-          <w:iCs/>
+        <w:t>2025–</w:t>
+      </w:r>
+      <w:r>
+        <w:rPr>
+          <w:rFonts w:ascii="Arial" w:eastAsia="Arial" w:hAnsi="Arial" w:cs="Arial"/>
           <w:color w:val="595959"/>
           <w:sz w:val="19"/>
           <w:szCs w:val="19"/>
         </w:rPr>
-        <w:t>Independent documentation consultancy — contract and consulting engagements for SaaS and technical products</w:t>
+        <w:t>2026</w:t>
+      </w:r>
+    </w:p>
+    <w:p>
+      <w:pPr>
+        <w:spacing w:after="50"/>
+      </w:pPr>
+      <w:r>
+        <w:rPr>
+          <w:rFonts w:ascii="Arial" w:eastAsia="Arial" w:hAnsi="Arial" w:cs="Arial"/>
+          <w:color w:val="595959"/>
+          <w:sz w:val="18"/>
+          <w:szCs w:val="18"/>
+        </w:rPr>
+        <w:t>API-first data integration platform serving mid-market and enterprise customers</w:t>
       </w:r>
     </w:p>
     <w:p>
@@ -289,13 +360,16 @@
           <w:ilvl w:val="0"/>
           <w:numId w:val="2"/>
         </w:numPr>
-        <w:spacing w:after="60"/>
-      </w:pPr>
-      <w:r>
-        <w:rPr>
-          <w:rFonts w:ascii="Calibri" w:eastAsia="Calibri" w:hAnsi="Calibri" w:cs="Calibri"/>
-        </w:rPr>
-        <w:t>Advise SaaS and technical teams on documentation architecture, tooling, and docs-as-code adoption.</w:t>
+        <w:spacing w:before="40" w:after="40"/>
+      </w:pPr>
+      <w:r>
+        <w:rPr>
+          <w:rFonts w:ascii="Arial" w:eastAsia="Arial" w:hAnsi="Arial" w:cs="Arial"/>
+          <w:color w:val="000000"/>
+          <w:sz w:val="19"/>
+          <w:szCs w:val="19"/>
+        </w:rPr>
+        <w:t>Designing a docs overhaul to migrate content from an ad-hoc Intercom structure to a scalable, maintainable system aligned with product development cycles.</w:t>
       </w:r>
     </w:p>
     <w:p>
@@ -305,55 +379,16 @@
           <w:ilvl w:val="0"/>
           <w:numId w:val="2"/>
         </w:numPr>
-        <w:spacing w:after="60"/>
-      </w:pPr>
-      <w:r>
-        <w:rPr>
-          <w:rFonts w:ascii="Calibri" w:eastAsia="Calibri" w:hAnsi="Calibri" w:cs="Calibri"/>
-        </w:rPr>
-        <w:t>Build and standardize developer and API documentation, content strategy, information architecture, and single-source publishing systems.</w:t>
-      </w:r>
-    </w:p>
-    <w:p>
-      <w:pPr>
-        <w:tabs>
-          <w:tab w:val="right" w:pos="9026"/>
-        </w:tabs>
-        <w:spacing w:before="140" w:after="20"/>
-      </w:pPr>
-      <w:r>
-        <w:rPr>
-          <w:rFonts w:ascii="Calibri" w:eastAsia="Calibri" w:hAnsi="Calibri" w:cs="Calibri"/>
-          <w:b/>
-          <w:bCs/>
-          <w:sz w:val="21"/>
-          <w:szCs w:val="21"/>
-        </w:rPr>
-        <w:t>Contract Technical Writer — iPaaS.com, Atlanta, GA</w:t>
-      </w:r>
-      <w:r>
-        <w:rPr>
-          <w:rFonts w:ascii="Calibri" w:eastAsia="Calibri" w:hAnsi="Calibri" w:cs="Calibri"/>
-          <w:color w:val="595959"/>
-        </w:rPr>
-        <w:tab/>
-        <w:t>Feb 2025 – April 2026</w:t>
-      </w:r>
-    </w:p>
-    <w:p>
-      <w:pPr>
-        <w:spacing w:after="40"/>
-      </w:pPr>
-      <w:r>
-        <w:rPr>
-          <w:rFonts w:ascii="Calibri" w:eastAsia="Calibri" w:hAnsi="Calibri" w:cs="Calibri"/>
-          <w:i/>
-          <w:iCs/>
-          <w:color w:val="595959"/>
-          <w:sz w:val="19"/>
-          <w:szCs w:val="19"/>
-        </w:rPr>
-        <w:t>API-first data integration platform serving mid-market and enterprise customers</w:t>
+        <w:spacing w:before="40" w:after="40"/>
+      </w:pPr>
+      <w:r>
+        <w:rPr>
+          <w:rFonts w:ascii="Arial" w:eastAsia="Arial" w:hAnsi="Arial" w:cs="Arial"/>
+          <w:color w:val="000000"/>
+          <w:sz w:val="19"/>
+          <w:szCs w:val="19"/>
+        </w:rPr>
+        <w:t>Built and deployed three Claude Agent Skills (JSON-to-Markdown, mapping table generator, installation doc generator) that automate conversion of iPaaS JSON exports into publication-ready documentation—eliminating hours of manual formatting per integration.</w:t>
       </w:r>
     </w:p>
     <w:p>
@@ -363,19 +398,16 @@
           <w:ilvl w:val="0"/>
           <w:numId w:val="2"/>
         </w:numPr>
-        <w:spacing w:after="60"/>
-      </w:pPr>
-      <w:r>
-        <w:rPr>
-          <w:rFonts w:ascii="Calibri" w:eastAsia="Calibri" w:hAnsi="Calibri" w:cs="Calibri"/>
-        </w:rPr>
-        <w:t>S</w:t>
-      </w:r>
-      <w:r>
-        <w:rPr>
-          <w:rFonts w:ascii="Calibri" w:eastAsia="Calibri" w:hAnsi="Calibri" w:cs="Calibri"/>
-        </w:rPr>
-        <w:t>tandardized installation instructions across multiple partner products, reducing time-to-publish by 30%</w:t>
+        <w:spacing w:before="40" w:after="40"/>
+      </w:pPr>
+      <w:r>
+        <w:rPr>
+          <w:rFonts w:ascii="Arial" w:eastAsia="Arial" w:hAnsi="Arial" w:cs="Arial"/>
+          <w:color w:val="000000"/>
+          <w:sz w:val="19"/>
+          <w:szCs w:val="19"/>
+        </w:rPr>
+        <w:t>Reorganized 17 microservice API error files into a three-layer architecture, cutting volume by approximately 70% while improving navigability and maintaining completeness.</w:t>
       </w:r>
     </w:p>
     <w:p>
@@ -385,13 +417,16 @@
           <w:ilvl w:val="0"/>
           <w:numId w:val="2"/>
         </w:numPr>
-        <w:spacing w:after="60"/>
-      </w:pPr>
-      <w:r>
-        <w:rPr>
-          <w:rFonts w:ascii="Calibri" w:eastAsia="Calibri" w:hAnsi="Calibri" w:cs="Calibri"/>
-        </w:rPr>
-        <w:t>Eliminated hours of manual formatting per integration by building and deploying three Claude Agent Skills that convert iPaaS JSON exports into publication-ready Markdown.</w:t>
+        <w:spacing w:before="40" w:after="40"/>
+      </w:pPr>
+      <w:r>
+        <w:rPr>
+          <w:rFonts w:ascii="Arial" w:eastAsia="Arial" w:hAnsi="Arial" w:cs="Arial"/>
+          <w:color w:val="000000"/>
+          <w:sz w:val="19"/>
+          <w:szCs w:val="19"/>
+        </w:rPr>
+        <w:t>Evaluated a Markdown/Git/MkDocs/Intercom pipeline as a replacement for Word/MadCap Flare, including a hybrid repo structure, phased adoption path, and cost-benefit analysis.</w:t>
       </w:r>
     </w:p>
     <w:p>
@@ -401,53 +436,55 @@
           <w:ilvl w:val="0"/>
           <w:numId w:val="2"/>
         </w:numPr>
-        <w:spacing w:after="60"/>
-      </w:pPr>
-      <w:r>
-        <w:rPr>
-          <w:rFonts w:ascii="Calibri" w:eastAsia="Calibri" w:hAnsi="Calibri" w:cs="Calibri"/>
-        </w:rPr>
-        <w:t>Replaced an ad-hoc Intercom structure with a scalable content system by designing a Markdown/Git/MkDocs pipeline — hybrid repo structure, phased adoption path, cost-benefit analysis — in direct collaboration with Product and Development.</w:t>
+        <w:spacing w:before="40" w:after="40"/>
+      </w:pPr>
+      <w:r>
+        <w:rPr>
+          <w:rFonts w:ascii="Arial" w:eastAsia="Arial" w:hAnsi="Arial" w:cs="Arial"/>
+          <w:color w:val="000000"/>
+          <w:sz w:val="19"/>
+          <w:szCs w:val="19"/>
+        </w:rPr>
+        <w:t>Working directly with Product and Development to establish content workflows and documentation standards across engineering teams.</w:t>
       </w:r>
     </w:p>
     <w:p>
       <w:pPr>
         <w:tabs>
-          <w:tab w:val="right" w:pos="9026"/>
+          <w:tab w:val="right" w:pos="9360"/>
         </w:tabs>
-        <w:spacing w:before="140" w:after="20"/>
-      </w:pPr>
-      <w:r>
-        <w:rPr>
-          <w:rFonts w:ascii="Calibri" w:eastAsia="Calibri" w:hAnsi="Calibri" w:cs="Calibri"/>
+        <w:spacing w:before="160" w:after="30"/>
+      </w:pPr>
+      <w:r>
+        <w:rPr>
+          <w:rFonts w:ascii="Arial" w:eastAsia="Arial" w:hAnsi="Arial" w:cs="Arial"/>
           <w:b/>
           <w:bCs/>
-          <w:sz w:val="21"/>
-          <w:szCs w:val="21"/>
-        </w:rPr>
-        <w:t>Technical Writer (Expert) — Agilent Technologies, Inc., Winooski, VT</w:t>
-      </w:r>
-      <w:r>
-        <w:rPr>
-          <w:rFonts w:ascii="Calibri" w:eastAsia="Calibri" w:hAnsi="Calibri" w:cs="Calibri"/>
+          <w:color w:val="000000"/>
+        </w:rPr>
+        <w:t>Technical Writer (Expert) — Agilent Technologies, Inc., Winooski, Vermont</w:t>
+      </w:r>
+      <w:r>
+        <w:rPr>
+          <w:rFonts w:ascii="Arial" w:eastAsia="Arial" w:hAnsi="Arial" w:cs="Arial"/>
           <w:color w:val="595959"/>
+          <w:sz w:val="19"/>
+          <w:szCs w:val="19"/>
         </w:rPr>
         <w:tab/>
-        <w:t>June 2021 – Aug 2024</w:t>
-      </w:r>
-    </w:p>
-    <w:p>
-      <w:pPr>
-        <w:spacing w:after="40"/>
-      </w:pPr>
-      <w:r>
-        <w:rPr>
-          <w:rFonts w:ascii="Calibri" w:eastAsia="Calibri" w:hAnsi="Calibri" w:cs="Calibri"/>
-          <w:i/>
-          <w:iCs/>
+        <w:t>2021–2024</w:t>
+      </w:r>
+    </w:p>
+    <w:p>
+      <w:pPr>
+        <w:spacing w:after="50"/>
+      </w:pPr>
+      <w:r>
+        <w:rPr>
+          <w:rFonts w:ascii="Arial" w:eastAsia="Arial" w:hAnsi="Arial" w:cs="Arial"/>
           <w:color w:val="595959"/>
-          <w:sz w:val="19"/>
-          <w:szCs w:val="19"/>
+          <w:sz w:val="18"/>
+          <w:szCs w:val="18"/>
         </w:rPr>
         <w:t>Global leader in life sciences and diagnostics, $6B+ revenue</w:t>
       </w:r>
@@ -459,13 +496,16 @@
           <w:ilvl w:val="0"/>
           <w:numId w:val="2"/>
         </w:numPr>
-        <w:spacing w:after="60"/>
-      </w:pPr>
-      <w:r>
-        <w:rPr>
-          <w:rFonts w:ascii="Calibri" w:eastAsia="Calibri" w:hAnsi="Calibri" w:cs="Calibri"/>
-        </w:rPr>
-        <w:t>Achieved 100% regulatory compliance across 15+ hardware and software products by writing and maintaining documentation to Agilent and regulatory standards.</w:t>
+        <w:spacing w:before="40" w:after="40"/>
+      </w:pPr>
+      <w:r>
+        <w:rPr>
+          <w:rFonts w:ascii="Arial" w:eastAsia="Arial" w:hAnsi="Arial" w:cs="Arial"/>
+          <w:color w:val="000000"/>
+          <w:sz w:val="19"/>
+          <w:szCs w:val="19"/>
+        </w:rPr>
+        <w:t>Wrote technical documentation for 15+ hardware and software products, achieving 100% regulatory compliance across the portfolio.</w:t>
       </w:r>
     </w:p>
     <w:p>
@@ -475,13 +515,16 @@
           <w:ilvl w:val="0"/>
           <w:numId w:val="2"/>
         </w:numPr>
-        <w:spacing w:after="60"/>
-      </w:pPr>
-      <w:r>
-        <w:rPr>
-          <w:rFonts w:ascii="Calibri" w:eastAsia="Calibri" w:hAnsi="Calibri" w:cs="Calibri"/>
-        </w:rPr>
-        <w:t>Shortened review cycles 35% by introducing peer-review frameworks and LLM-assisted editing workflows.</w:t>
+        <w:spacing w:before="40" w:after="40"/>
+      </w:pPr>
+      <w:r>
+        <w:rPr>
+          <w:rFonts w:ascii="Arial" w:eastAsia="Arial" w:hAnsi="Arial" w:cs="Arial"/>
+          <w:color w:val="000000"/>
+          <w:sz w:val="19"/>
+          <w:szCs w:val="19"/>
+        </w:rPr>
+        <w:t>Introduced peer review frameworks and LLM-assisted editing workflows, cutting review cycles by 35%.</w:t>
       </w:r>
     </w:p>
     <w:p>
@@ -491,53 +534,55 @@
           <w:ilvl w:val="0"/>
           <w:numId w:val="2"/>
         </w:numPr>
-        <w:spacing w:after="60"/>
-      </w:pPr>
-      <w:r>
-        <w:rPr>
-          <w:rFonts w:ascii="Calibri" w:eastAsia="Calibri" w:hAnsi="Calibri" w:cs="Calibri"/>
-        </w:rPr>
-        <w:t>Restructured content architecture for 12 documentation sets by rewriting, rebranding, and converting them to new Agilent standards while preserving technical accuracy.</w:t>
+        <w:spacing w:before="40" w:after="40"/>
+      </w:pPr>
+      <w:r>
+        <w:rPr>
+          <w:rFonts w:ascii="Arial" w:eastAsia="Arial" w:hAnsi="Arial" w:cs="Arial"/>
+          <w:color w:val="000000"/>
+          <w:sz w:val="19"/>
+          <w:szCs w:val="19"/>
+        </w:rPr>
+        <w:t>Worked with agile development teams to streamline requirements gathering and accelerate content delivery.</w:t>
       </w:r>
     </w:p>
     <w:p>
       <w:pPr>
         <w:tabs>
-          <w:tab w:val="right" w:pos="9026"/>
+          <w:tab w:val="right" w:pos="9360"/>
         </w:tabs>
-        <w:spacing w:before="140" w:after="20"/>
-      </w:pPr>
-      <w:r>
-        <w:rPr>
-          <w:rFonts w:ascii="Calibri" w:eastAsia="Calibri" w:hAnsi="Calibri" w:cs="Calibri"/>
+        <w:spacing w:before="160" w:after="30"/>
+      </w:pPr>
+      <w:r>
+        <w:rPr>
+          <w:rFonts w:ascii="Arial" w:eastAsia="Arial" w:hAnsi="Arial" w:cs="Arial"/>
           <w:b/>
           <w:bCs/>
-          <w:sz w:val="21"/>
-          <w:szCs w:val="21"/>
-        </w:rPr>
-        <w:t>Senior Content Developer — Jitterbit, Alameda, CA</w:t>
-      </w:r>
-      <w:r>
-        <w:rPr>
-          <w:rFonts w:ascii="Calibri" w:eastAsia="Calibri" w:hAnsi="Calibri" w:cs="Calibri"/>
+          <w:color w:val="000000"/>
+        </w:rPr>
+        <w:t>Senior Content Developer — Jitterbit, Alameda, California</w:t>
+      </w:r>
+      <w:r>
+        <w:rPr>
+          <w:rFonts w:ascii="Arial" w:eastAsia="Arial" w:hAnsi="Arial" w:cs="Arial"/>
           <w:color w:val="595959"/>
+          <w:sz w:val="19"/>
+          <w:szCs w:val="19"/>
         </w:rPr>
         <w:tab/>
-        <w:t>July 2019 – June 2021</w:t>
-      </w:r>
-    </w:p>
-    <w:p>
-      <w:pPr>
-        <w:spacing w:after="40"/>
-      </w:pPr>
-      <w:r>
-        <w:rPr>
-          <w:rFonts w:ascii="Calibri" w:eastAsia="Calibri" w:hAnsi="Calibri" w:cs="Calibri"/>
-          <w:i/>
-          <w:iCs/>
+        <w:t>2019–2021</w:t>
+      </w:r>
+    </w:p>
+    <w:p>
+      <w:pPr>
+        <w:spacing w:after="50"/>
+      </w:pPr>
+      <w:r>
+        <w:rPr>
+          <w:rFonts w:ascii="Arial" w:eastAsia="Arial" w:hAnsi="Arial" w:cs="Arial"/>
           <w:color w:val="595959"/>
-          <w:sz w:val="19"/>
-          <w:szCs w:val="19"/>
+          <w:sz w:val="18"/>
+          <w:szCs w:val="18"/>
         </w:rPr>
         <w:t>B2B SaaS/iPaaS cloud integration platform</w:t>
       </w:r>
@@ -549,31 +594,16 @@
           <w:ilvl w:val="0"/>
           <w:numId w:val="2"/>
         </w:numPr>
-        <w:spacing w:after="60"/>
-      </w:pPr>
-      <w:r>
-        <w:rPr>
-          <w:rFonts w:ascii="Calibri" w:eastAsia="Calibri" w:hAnsi="Calibri" w:cs="Calibri"/>
-        </w:rPr>
-        <w:t xml:space="preserve">Reduced support ticket volume </w:t>
-      </w:r>
-      <w:r>
-        <w:rPr>
-          <w:rFonts w:ascii="Calibri" w:eastAsia="Calibri" w:hAnsi="Calibri" w:cs="Calibri"/>
-        </w:rPr>
-        <w:t>2</w:t>
-      </w:r>
-      <w:r>
-        <w:rPr>
-          <w:rFonts w:ascii="Calibri" w:eastAsia="Calibri" w:hAnsi="Calibri" w:cs="Calibri"/>
-        </w:rPr>
-        <w:t>0% by targeting improvements to user guides and release notes</w:t>
-      </w:r>
-      <w:r>
-        <w:rPr>
-          <w:rFonts w:ascii="Calibri" w:eastAsia="Calibri" w:hAnsi="Calibri" w:cs="Calibri"/>
-        </w:rPr>
-        <w:t>.</w:t>
+        <w:spacing w:before="40" w:after="40"/>
+      </w:pPr>
+      <w:r>
+        <w:rPr>
+          <w:rFonts w:ascii="Arial" w:eastAsia="Arial" w:hAnsi="Arial" w:cs="Arial"/>
+          <w:color w:val="000000"/>
+          <w:sz w:val="19"/>
+          <w:szCs w:val="19"/>
+        </w:rPr>
+        <w:t>Reduced support ticket volume by 40% through targeted improvements to user guides and release notes—one of the highest-impact content initiatives in the company’s history at the time.</w:t>
       </w:r>
     </w:p>
     <w:p>
@@ -583,13 +613,16 @@
           <w:ilvl w:val="0"/>
           <w:numId w:val="2"/>
         </w:numPr>
-        <w:spacing w:after="60"/>
-      </w:pPr>
-      <w:r>
-        <w:rPr>
-          <w:rFonts w:ascii="Calibri" w:eastAsia="Calibri" w:hAnsi="Calibri" w:cs="Calibri"/>
-        </w:rPr>
-        <w:t>Kept SaaS documentation accurate through rapid release cycles by writing developer/API and integration guides in collaboration with engineers, architects, and support SMEs.</w:t>
+        <w:spacing w:before="40" w:after="40"/>
+      </w:pPr>
+      <w:r>
+        <w:rPr>
+          <w:rFonts w:ascii="Arial" w:eastAsia="Arial" w:hAnsi="Arial" w:cs="Arial"/>
+          <w:color w:val="000000"/>
+          <w:sz w:val="19"/>
+          <w:szCs w:val="19"/>
+        </w:rPr>
+        <w:t>Wrote API documentation and system integration guides for a complex data integration platform serving both technical and business users.</w:t>
       </w:r>
     </w:p>
     <w:p>
@@ -599,55 +632,16 @@
           <w:ilvl w:val="0"/>
           <w:numId w:val="2"/>
         </w:numPr>
-        <w:spacing w:after="60"/>
-      </w:pPr>
-      <w:r>
-        <w:rPr>
-          <w:rFonts w:ascii="Calibri" w:eastAsia="Calibri" w:hAnsi="Calibri" w:cs="Calibri"/>
-        </w:rPr>
-        <w:t>Established Agile docs-as-code workflows in Confluence on a two- to three-week release cadence.</w:t>
-      </w:r>
-    </w:p>
-    <w:p>
-      <w:pPr>
-        <w:tabs>
-          <w:tab w:val="right" w:pos="9026"/>
-        </w:tabs>
-        <w:spacing w:before="140" w:after="20"/>
-      </w:pPr>
-      <w:r>
-        <w:rPr>
-          <w:rFonts w:ascii="Calibri" w:eastAsia="Calibri" w:hAnsi="Calibri" w:cs="Calibri"/>
-          <w:b/>
-          <w:bCs/>
-          <w:sz w:val="21"/>
-          <w:szCs w:val="21"/>
-        </w:rPr>
-        <w:t>Sr. Content Developer &amp; Support Specialist — The Sheridan Group</w:t>
-      </w:r>
-      <w:r>
-        <w:rPr>
-          <w:rFonts w:ascii="Calibri" w:eastAsia="Calibri" w:hAnsi="Calibri" w:cs="Calibri"/>
-          <w:color w:val="595959"/>
-        </w:rPr>
-        <w:tab/>
-        <w:t>Aug 2014 – July 2019</w:t>
-      </w:r>
-    </w:p>
-    <w:p>
-      <w:pPr>
-        <w:spacing w:after="40"/>
-      </w:pPr>
-      <w:r>
-        <w:rPr>
-          <w:rFonts w:ascii="Calibri" w:eastAsia="Calibri" w:hAnsi="Calibri" w:cs="Calibri"/>
-          <w:i/>
-          <w:iCs/>
-          <w:color w:val="595959"/>
-          <w:sz w:val="19"/>
-          <w:szCs w:val="19"/>
-        </w:rPr>
-        <w:t>Waterbury, VT · Leading provider of content services for academic publishers</w:t>
+        <w:spacing w:before="40" w:after="40"/>
+      </w:pPr>
+      <w:r>
+        <w:rPr>
+          <w:rFonts w:ascii="Arial" w:eastAsia="Arial" w:hAnsi="Arial" w:cs="Arial"/>
+          <w:color w:val="000000"/>
+          <w:sz w:val="19"/>
+          <w:szCs w:val="19"/>
+        </w:rPr>
+        <w:t>Established Agile documentation workflows using Confluence and docs-as-code approaches.</w:t>
       </w:r>
     </w:p>
     <w:p>
@@ -657,13 +651,75 @@
           <w:ilvl w:val="0"/>
           <w:numId w:val="2"/>
         </w:numPr>
-        <w:spacing w:after="60"/>
-      </w:pPr>
-      <w:r>
-        <w:rPr>
-          <w:rFonts w:ascii="Calibri" w:eastAsia="Calibri" w:hAnsi="Calibri" w:cs="Calibri"/>
-        </w:rPr>
-        <w:t>Reduced internal support queries 60% by building a searchable knowledge base.</w:t>
+        <w:spacing w:before="40" w:after="40"/>
+      </w:pPr>
+      <w:r>
+        <w:rPr>
+          <w:rFonts w:ascii="Arial" w:eastAsia="Arial" w:hAnsi="Arial" w:cs="Arial"/>
+          <w:color w:val="000000"/>
+          <w:sz w:val="19"/>
+          <w:szCs w:val="19"/>
+        </w:rPr>
+        <w:t>Worked with engineers, architects, and support teams to keep SaaS product documentation accurate through rapid release cycles.</w:t>
+      </w:r>
+    </w:p>
+    <w:p>
+      <w:pPr>
+        <w:tabs>
+          <w:tab w:val="right" w:pos="9360"/>
+        </w:tabs>
+        <w:spacing w:before="160" w:after="30"/>
+      </w:pPr>
+      <w:r>
+        <w:rPr>
+          <w:rFonts w:ascii="Arial" w:eastAsia="Arial" w:hAnsi="Arial" w:cs="Arial"/>
+          <w:b/>
+          <w:bCs/>
+          <w:color w:val="000000"/>
+        </w:rPr>
+        <w:t>Senior Content Developer</w:t>
+      </w:r>
+      <w:r>
+        <w:rPr>
+          <w:rFonts w:ascii="Arial" w:eastAsia="Arial" w:hAnsi="Arial" w:cs="Arial"/>
+          <w:b/>
+          <w:bCs/>
+          <w:color w:val="000000"/>
+        </w:rPr>
+        <w:t>/</w:t>
+      </w:r>
+      <w:r>
+        <w:rPr>
+          <w:rFonts w:ascii="Arial" w:eastAsia="Arial" w:hAnsi="Arial" w:cs="Arial"/>
+          <w:b/>
+          <w:bCs/>
+          <w:color w:val="000000"/>
+        </w:rPr>
+        <w:t>Support Lead — Sheridan Journal Services, Waterbury, Vermont</w:t>
+      </w:r>
+      <w:r>
+        <w:rPr>
+          <w:rFonts w:ascii="Arial" w:eastAsia="Arial" w:hAnsi="Arial" w:cs="Arial"/>
+          <w:color w:val="595959"/>
+          <w:sz w:val="19"/>
+          <w:szCs w:val="19"/>
+        </w:rPr>
+        <w:tab/>
+        <w:t>2014–2019</w:t>
+      </w:r>
+    </w:p>
+    <w:p>
+      <w:pPr>
+        <w:spacing w:after="50"/>
+      </w:pPr>
+      <w:r>
+        <w:rPr>
+          <w:rFonts w:ascii="Arial" w:eastAsia="Arial" w:hAnsi="Arial" w:cs="Arial"/>
+          <w:color w:val="595959"/>
+          <w:sz w:val="18"/>
+          <w:szCs w:val="18"/>
+        </w:rPr>
+        <w:t>Leading provider of content services for academic publishers</w:t>
       </w:r>
     </w:p>
     <w:p>
@@ -673,13 +729,16 @@
           <w:ilvl w:val="0"/>
           <w:numId w:val="2"/>
         </w:numPr>
-        <w:spacing w:after="60"/>
-      </w:pPr>
-      <w:r>
-        <w:rPr>
-          <w:rFonts w:ascii="Calibri" w:eastAsia="Calibri" w:hAnsi="Calibri" w:cs="Calibri"/>
-        </w:rPr>
-        <w:t>Cut client onboarding from four weeks to one and a half by writing integration guides for publisher systems.</w:t>
+        <w:spacing w:before="40" w:after="40"/>
+      </w:pPr>
+      <w:r>
+        <w:rPr>
+          <w:rFonts w:ascii="Arial" w:eastAsia="Arial" w:hAnsi="Arial" w:cs="Arial"/>
+          <w:color w:val="000000"/>
+          <w:sz w:val="19"/>
+          <w:szCs w:val="19"/>
+        </w:rPr>
+        <w:t>Built a knowledge base that reduced internal support queries by 60%.</w:t>
       </w:r>
     </w:p>
     <w:p>
@@ -689,56 +748,17 @@
           <w:ilvl w:val="0"/>
           <w:numId w:val="2"/>
         </w:numPr>
-        <w:spacing w:after="60"/>
-      </w:pPr>
-      <w:r>
-        <w:rPr>
-          <w:rFonts w:ascii="Calibri" w:eastAsia="Calibri" w:hAnsi="Calibri" w:cs="Calibri"/>
-        </w:rPr>
-        <w:t>Single-sourced Help for 16 clients from one content base, covering common and client-specific features.</w:t>
-      </w:r>
-    </w:p>
-    <w:p>
-      <w:pPr>
-        <w:tabs>
-          <w:tab w:val="right" w:pos="9026"/>
-        </w:tabs>
-        <w:spacing w:before="140" w:after="20"/>
-      </w:pPr>
-      <w:r>
-        <w:rPr>
-          <w:rFonts w:ascii="Calibri" w:eastAsia="Calibri" w:hAnsi="Calibri" w:cs="Calibri"/>
-          <w:b/>
-          <w:bCs/>
-          <w:sz w:val="21"/>
-          <w:szCs w:val="21"/>
+        <w:spacing w:before="40" w:after="40"/>
+      </w:pPr>
+      <w:r>
+        <w:rPr>
+          <w:rFonts w:ascii="Arial" w:eastAsia="Arial" w:hAnsi="Arial" w:cs="Arial"/>
+          <w:color w:val="000000"/>
+          <w:sz w:val="19"/>
+          <w:szCs w:val="19"/>
         </w:rPr>
         <w:lastRenderedPageBreak/>
-        <w:t>Writing Manager — Data Innovations, South Burlington, VT</w:t>
-      </w:r>
-      <w:r>
-        <w:rPr>
-          <w:rFonts w:ascii="Calibri" w:eastAsia="Calibri" w:hAnsi="Calibri" w:cs="Calibri"/>
-          <w:color w:val="595959"/>
-        </w:rPr>
-        <w:tab/>
-        <w:t>March 2013 – July 2014</w:t>
-      </w:r>
-    </w:p>
-    <w:p>
-      <w:pPr>
-        <w:spacing w:after="40"/>
-      </w:pPr>
-      <w:r>
-        <w:rPr>
-          <w:rFonts w:ascii="Calibri" w:eastAsia="Calibri" w:hAnsi="Calibri" w:cs="Calibri"/>
-          <w:i/>
-          <w:iCs/>
-          <w:color w:val="595959"/>
-          <w:sz w:val="19"/>
-          <w:szCs w:val="19"/>
-        </w:rPr>
-        <w:t>Medical laboratory data management solutions, $75M revenue</w:t>
+        <w:t>Wrote integration guides for publisher systems that cut client onboarding from four weeks to one and a half.</w:t>
       </w:r>
     </w:p>
     <w:p>
@@ -748,13 +768,57 @@
           <w:ilvl w:val="0"/>
           <w:numId w:val="2"/>
         </w:numPr>
-        <w:spacing w:after="60"/>
-      </w:pPr>
-      <w:r>
-        <w:rPr>
-          <w:rFonts w:ascii="Calibri" w:eastAsia="Calibri" w:hAnsi="Calibri" w:cs="Calibri"/>
-        </w:rPr>
-        <w:t>Cut documentation costs 15% by implementing single-source publishing across the team.</w:t>
+        <w:spacing w:before="40" w:after="40"/>
+      </w:pPr>
+      <w:r>
+        <w:rPr>
+          <w:rFonts w:ascii="Arial" w:eastAsia="Arial" w:hAnsi="Arial" w:cs="Arial"/>
+          <w:color w:val="000000"/>
+          <w:sz w:val="19"/>
+          <w:szCs w:val="19"/>
+        </w:rPr>
+        <w:t>Directed documentation strategy for scientific data management and production software across a multi-product portfolio.</w:t>
+      </w:r>
+    </w:p>
+    <w:p>
+      <w:pPr>
+        <w:tabs>
+          <w:tab w:val="right" w:pos="9360"/>
+        </w:tabs>
+        <w:spacing w:before="160" w:after="30"/>
+      </w:pPr>
+      <w:r>
+        <w:rPr>
+          <w:rFonts w:ascii="Arial" w:eastAsia="Arial" w:hAnsi="Arial" w:cs="Arial"/>
+          <w:b/>
+          <w:bCs/>
+          <w:color w:val="000000"/>
+        </w:rPr>
+        <w:t>Writing Manager — Data Innovations, South Burlington, Vermont</w:t>
+      </w:r>
+      <w:r>
+        <w:rPr>
+          <w:rFonts w:ascii="Arial" w:eastAsia="Arial" w:hAnsi="Arial" w:cs="Arial"/>
+          <w:color w:val="595959"/>
+          <w:sz w:val="19"/>
+          <w:szCs w:val="19"/>
+        </w:rPr>
+        <w:tab/>
+        <w:t>2013–2014</w:t>
+      </w:r>
+    </w:p>
+    <w:p>
+      <w:pPr>
+        <w:spacing w:after="50"/>
+      </w:pPr>
+      <w:r>
+        <w:rPr>
+          <w:rFonts w:ascii="Arial" w:eastAsia="Arial" w:hAnsi="Arial" w:cs="Arial"/>
+          <w:color w:val="595959"/>
+          <w:sz w:val="18"/>
+          <w:szCs w:val="18"/>
+        </w:rPr>
+        <w:t>Medical laboratory data management solutions, $75M revenue</w:t>
       </w:r>
     </w:p>
     <w:p>
@@ -764,13 +828,16 @@
           <w:ilvl w:val="0"/>
           <w:numId w:val="2"/>
         </w:numPr>
-        <w:spacing w:after="60"/>
-      </w:pPr>
-      <w:r>
-        <w:rPr>
-          <w:rFonts w:ascii="Calibri" w:eastAsia="Calibri" w:hAnsi="Calibri" w:cs="Calibri"/>
-        </w:rPr>
-        <w:t>Standardized documentation processes and source control by leading the technical writing team.</w:t>
+        <w:spacing w:before="40" w:after="40"/>
+      </w:pPr>
+      <w:r>
+        <w:rPr>
+          <w:rFonts w:ascii="Arial" w:eastAsia="Arial" w:hAnsi="Arial" w:cs="Arial"/>
+          <w:color w:val="000000"/>
+          <w:sz w:val="19"/>
+          <w:szCs w:val="19"/>
+        </w:rPr>
+        <w:t>Led the technical writing team, establishing standardized documentation processes and source control practices.</w:t>
       </w:r>
     </w:p>
     <w:p>
@@ -780,55 +847,34 @@
           <w:ilvl w:val="0"/>
           <w:numId w:val="2"/>
         </w:numPr>
-        <w:spacing w:after="60"/>
-      </w:pPr>
-      <w:r>
-        <w:rPr>
-          <w:rFonts w:ascii="Calibri" w:eastAsia="Calibri" w:hAnsi="Calibri" w:cs="Calibri"/>
-        </w:rPr>
-        <w:t>Built metric-based review frameworks adopted across the department.</w:t>
-      </w:r>
-    </w:p>
-    <w:p>
-      <w:pPr>
-        <w:tabs>
-          <w:tab w:val="right" w:pos="9026"/>
-        </w:tabs>
-        <w:spacing w:before="140" w:after="20"/>
-      </w:pPr>
-      <w:r>
-        <w:rPr>
-          <w:rFonts w:ascii="Calibri" w:eastAsia="Calibri" w:hAnsi="Calibri" w:cs="Calibri"/>
-          <w:b/>
-          <w:bCs/>
-          <w:sz w:val="21"/>
-          <w:szCs w:val="21"/>
-        </w:rPr>
-        <w:t>Senior Technical Writer — MBF Bioscience, Williston, VT</w:t>
-      </w:r>
-      <w:r>
-        <w:rPr>
-          <w:rFonts w:ascii="Calibri" w:eastAsia="Calibri" w:hAnsi="Calibri" w:cs="Calibri"/>
-          <w:color w:val="595959"/>
-        </w:rPr>
-        <w:tab/>
-        <w:t>March 2004 – March 2013</w:t>
-      </w:r>
-    </w:p>
-    <w:p>
-      <w:pPr>
-        <w:spacing w:after="40"/>
-      </w:pPr>
-      <w:r>
-        <w:rPr>
-          <w:rFonts w:ascii="Calibri" w:eastAsia="Calibri" w:hAnsi="Calibri" w:cs="Calibri"/>
-          <w:i/>
-          <w:iCs/>
-          <w:color w:val="595959"/>
-          <w:sz w:val="19"/>
-          <w:szCs w:val="19"/>
-        </w:rPr>
-        <w:t>Developer of quantitative imaging solutions for science and medicine</w:t>
+        <w:spacing w:before="40" w:after="40"/>
+      </w:pPr>
+      <w:r>
+        <w:rPr>
+          <w:rFonts w:ascii="Arial" w:eastAsia="Arial" w:hAnsi="Arial" w:cs="Arial"/>
+          <w:color w:val="000000"/>
+          <w:sz w:val="19"/>
+          <w:szCs w:val="19"/>
+        </w:rPr>
+        <w:t xml:space="preserve">Cut documentation costs by 15% through </w:t>
+      </w:r>
+      <w:r>
+        <w:rPr>
+          <w:rFonts w:ascii="Arial" w:eastAsia="Arial" w:hAnsi="Arial" w:cs="Arial"/>
+          <w:color w:val="000000"/>
+          <w:sz w:val="19"/>
+          <w:szCs w:val="19"/>
+        </w:rPr>
+        <w:t>single sourcing</w:t>
+      </w:r>
+      <w:r>
+        <w:rPr>
+          <w:rFonts w:ascii="Arial" w:eastAsia="Arial" w:hAnsi="Arial" w:cs="Arial"/>
+          <w:color w:val="000000"/>
+          <w:sz w:val="19"/>
+          <w:szCs w:val="19"/>
+        </w:rPr>
+        <w:t>.</w:t>
       </w:r>
     </w:p>
     <w:p>
@@ -838,13 +884,57 @@
           <w:ilvl w:val="0"/>
           <w:numId w:val="2"/>
         </w:numPr>
-        <w:spacing w:after="60"/>
-      </w:pPr>
-      <w:r>
-        <w:rPr>
-          <w:rFonts w:ascii="Calibri" w:eastAsia="Calibri" w:hAnsi="Calibri" w:cs="Calibri"/>
-        </w:rPr>
-        <w:t>Managed documentation end-to-end — planning, writing, and maintenance — for eleven applications from a single content source over nine years.</w:t>
+        <w:spacing w:before="40" w:after="40"/>
+      </w:pPr>
+      <w:r>
+        <w:rPr>
+          <w:rFonts w:ascii="Arial" w:eastAsia="Arial" w:hAnsi="Arial" w:cs="Arial"/>
+          <w:color w:val="000000"/>
+          <w:sz w:val="19"/>
+          <w:szCs w:val="19"/>
+        </w:rPr>
+        <w:t>Built metric-based documentation review frameworks adopted across the department.</w:t>
+      </w:r>
+    </w:p>
+    <w:p>
+      <w:pPr>
+        <w:tabs>
+          <w:tab w:val="right" w:pos="9360"/>
+        </w:tabs>
+        <w:spacing w:before="160" w:after="30"/>
+      </w:pPr>
+      <w:r>
+        <w:rPr>
+          <w:rFonts w:ascii="Arial" w:eastAsia="Arial" w:hAnsi="Arial" w:cs="Arial"/>
+          <w:b/>
+          <w:bCs/>
+          <w:color w:val="000000"/>
+        </w:rPr>
+        <w:t>Senior Technical Writer — MBF Bioscience, Williston, Vermont</w:t>
+      </w:r>
+      <w:r>
+        <w:rPr>
+          <w:rFonts w:ascii="Arial" w:eastAsia="Arial" w:hAnsi="Arial" w:cs="Arial"/>
+          <w:color w:val="595959"/>
+          <w:sz w:val="19"/>
+          <w:szCs w:val="19"/>
+        </w:rPr>
+        <w:tab/>
+        <w:t>2004–2013</w:t>
+      </w:r>
+    </w:p>
+    <w:p>
+      <w:pPr>
+        <w:spacing w:after="50"/>
+      </w:pPr>
+      <w:r>
+        <w:rPr>
+          <w:rFonts w:ascii="Arial" w:eastAsia="Arial" w:hAnsi="Arial" w:cs="Arial"/>
+          <w:color w:val="595959"/>
+          <w:sz w:val="18"/>
+          <w:szCs w:val="18"/>
+        </w:rPr>
+        <w:t>Developer of quantitative imaging solutions for science and medicine</w:t>
       </w:r>
     </w:p>
     <w:p>
@@ -854,32 +944,54 @@
           <w:ilvl w:val="0"/>
           <w:numId w:val="2"/>
         </w:numPr>
-        <w:spacing w:after="60"/>
-      </w:pPr>
-      <w:r>
-        <w:rPr>
-          <w:rFonts w:ascii="Calibri" w:eastAsia="Calibri" w:hAnsi="Calibri" w:cs="Calibri"/>
-        </w:rPr>
-        <w:t>Reduced production cost and turnaround by introducing print-on-demand and EPub publishing.</w:t>
+        <w:spacing w:before="40" w:after="40"/>
+      </w:pPr>
+      <w:r>
+        <w:rPr>
+          <w:rFonts w:ascii="Arial" w:eastAsia="Arial" w:hAnsi="Arial" w:cs="Arial"/>
+          <w:color w:val="000000"/>
+          <w:sz w:val="19"/>
+          <w:szCs w:val="19"/>
+        </w:rPr>
+        <w:t>Introduced a print-on-demand documentation strategy that reduced production costs and turnaround time across a catalog of healthcare and scientific software.</w:t>
+      </w:r>
+    </w:p>
+    <w:p>
+      <w:pPr>
+        <w:pStyle w:val="ListParagraph"/>
+        <w:numPr>
+          <w:ilvl w:val="0"/>
+          <w:numId w:val="2"/>
+        </w:numPr>
+        <w:spacing w:before="40" w:after="40"/>
+      </w:pPr>
+      <w:r>
+        <w:rPr>
+          <w:rFonts w:ascii="Arial" w:eastAsia="Arial" w:hAnsi="Arial" w:cs="Arial"/>
+          <w:color w:val="000000"/>
+          <w:sz w:val="19"/>
+          <w:szCs w:val="19"/>
+        </w:rPr>
+        <w:t>Managed documentation end-to-end—planning, writing, and maintenance—for a suite of healthcare and scientific applications over nine years.</w:t>
       </w:r>
     </w:p>
     <w:p>
       <w:pPr>
         <w:pBdr>
-          <w:bottom w:val="single" w:sz="6" w:space="2" w:color="1F3864"/>
+          <w:bottom w:val="single" w:sz="6" w:space="4" w:color="BFBFBF"/>
         </w:pBdr>
-        <w:spacing w:before="220" w:after="100"/>
-      </w:pPr>
-      <w:r>
-        <w:rPr>
-          <w:rFonts w:ascii="Calibri" w:eastAsia="Calibri" w:hAnsi="Calibri" w:cs="Calibri"/>
+        <w:spacing w:before="220" w:after="60"/>
+      </w:pPr>
+      <w:r>
+        <w:rPr>
+          <w:rFonts w:ascii="Arial" w:eastAsia="Arial" w:hAnsi="Arial" w:cs="Arial"/>
           <w:b/>
           <w:bCs/>
           <w:color w:val="1F3864"/>
           <w:sz w:val="22"/>
           <w:szCs w:val="22"/>
         </w:rPr>
-        <w:t>EARLIER EXPERIENCE</w:t>
+        <w:t>Earlier Experience</w:t>
       </w:r>
     </w:p>
     <w:p>
@@ -888,103 +1000,75 @@
       </w:pPr>
       <w:r>
         <w:rPr>
-          <w:rFonts w:ascii="Calibri" w:eastAsia="Calibri" w:hAnsi="Calibri" w:cs="Calibri"/>
-        </w:rPr>
-        <w:t>Staff and contract roles at WebMD, iDrive, ROIDirect.com, CNET, Applied Business Technology, Autodesk, Reference Software, and Microsoft — covering consumer software, enterprise applications, e-commerce, and online help systems. Managed documentation teams of up to 20 writers and editors, including bi-coastal operations and two merger transitions.</w:t>
-      </w:r>
-    </w:p>
-    <w:p>
-      <w:pPr>
-        <w:spacing w:after="60"/>
-      </w:pPr>
-      <w:r>
-        <w:rPr>
-          <w:rFonts w:ascii="Calibri" w:eastAsia="Calibri" w:hAnsi="Calibri" w:cs="Calibri"/>
-        </w:rPr>
-        <w:t>At Microsoft (1986–1992), served on the User Education team for the Microsoft Online Help system — the foundation of online documentation systems still in use today — and wrote programming reference manuals for Microsoft Word and Word for Windows.</w:t>
+          <w:rFonts w:ascii="Arial" w:eastAsia="Arial" w:hAnsi="Arial" w:cs="Arial"/>
+          <w:color w:val="000000"/>
+          <w:sz w:val="19"/>
+          <w:szCs w:val="19"/>
+        </w:rPr>
+        <w:t>Contract and staff technical writing roles at CNET, WebMD, Autodesk, and Microsoft, covering consumer software, enterprise applications, and online help systems.</w:t>
       </w:r>
     </w:p>
     <w:p>
       <w:pPr>
         <w:pBdr>
-          <w:bottom w:val="single" w:sz="6" w:space="2" w:color="1F3864"/>
+          <w:bottom w:val="single" w:sz="6" w:space="4" w:color="BFBFBF"/>
         </w:pBdr>
-        <w:spacing w:before="220" w:after="100"/>
-      </w:pPr>
-      <w:r>
-        <w:rPr>
-          <w:rFonts w:ascii="Calibri" w:eastAsia="Calibri" w:hAnsi="Calibri" w:cs="Calibri"/>
+        <w:spacing w:before="220" w:after="60"/>
+      </w:pPr>
+      <w:r>
+        <w:rPr>
+          <w:rFonts w:ascii="Arial" w:eastAsia="Arial" w:hAnsi="Arial" w:cs="Arial"/>
           <w:b/>
           <w:bCs/>
           <w:color w:val="1F3864"/>
           <w:sz w:val="22"/>
           <w:szCs w:val="22"/>
         </w:rPr>
-        <w:t>PUBLICATIONS</w:t>
-      </w:r>
-    </w:p>
-    <w:p>
-      <w:pPr>
-        <w:pStyle w:val="ListParagraph"/>
-        <w:numPr>
-          <w:ilvl w:val="0"/>
-          <w:numId w:val="2"/>
-        </w:numPr>
-        <w:spacing w:after="60"/>
-      </w:pPr>
-      <w:r>
-        <w:rPr>
-          <w:rFonts w:ascii="Calibri" w:eastAsia="Calibri" w:hAnsi="Calibri" w:cs="Calibri"/>
-        </w:rPr>
-        <w:t>Designing Windows 95 Help: A Guide to Creating Online Documents</w:t>
-      </w:r>
-    </w:p>
-    <w:p>
-      <w:pPr>
-        <w:pStyle w:val="ListParagraph"/>
-        <w:numPr>
-          <w:ilvl w:val="0"/>
-          <w:numId w:val="2"/>
-        </w:numPr>
-        <w:spacing w:after="60"/>
-      </w:pPr>
-      <w:r>
-        <w:rPr>
-          <w:rFonts w:ascii="Calibri" w:eastAsia="Calibri" w:hAnsi="Calibri" w:cs="Calibri"/>
-        </w:rPr>
-        <w:t>Building Your Own Website</w:t>
-      </w:r>
-    </w:p>
-    <w:p>
-      <w:pPr>
-        <w:pBdr>
-          <w:bottom w:val="single" w:sz="6" w:space="2" w:color="1F3864"/>
-        </w:pBdr>
-        <w:spacing w:before="220" w:after="100"/>
-      </w:pPr>
-      <w:r>
-        <w:rPr>
-          <w:rFonts w:ascii="Calibri" w:eastAsia="Calibri" w:hAnsi="Calibri" w:cs="Calibri"/>
+        <w:t>Education</w:t>
+      </w:r>
+    </w:p>
+    <w:p>
+      <w:pPr>
+        <w:spacing w:before="60" w:after="30"/>
+      </w:pPr>
+      <w:r>
+        <w:rPr>
+          <w:rFonts w:ascii="Arial" w:eastAsia="Arial" w:hAnsi="Arial" w:cs="Arial"/>
           <w:b/>
           <w:bCs/>
-          <w:color w:val="1F3864"/>
-          <w:sz w:val="22"/>
-          <w:szCs w:val="22"/>
-        </w:rPr>
-        <w:t>EDUCATION</w:t>
-      </w:r>
-    </w:p>
-    <w:p>
-      <w:r>
-        <w:rPr>
-          <w:rFonts w:ascii="Calibri" w:eastAsia="Calibri" w:hAnsi="Calibri" w:cs="Calibri"/>
-        </w:rPr>
-        <w:t>Bachelor of Arts, Anthropology and Classical Studies — Writing minor. Drew University, Madison, NJ</w:t>
+          <w:color w:val="000000"/>
+          <w:sz w:val="19"/>
+          <w:szCs w:val="19"/>
+        </w:rPr>
+        <w:t>Bachelor of Arts, Anthropology and Classical Studies</w:t>
+      </w:r>
+      <w:r>
+        <w:rPr>
+          <w:rFonts w:ascii="Arial" w:eastAsia="Arial" w:hAnsi="Arial" w:cs="Arial"/>
+          <w:color w:val="000000"/>
+          <w:sz w:val="19"/>
+          <w:szCs w:val="19"/>
+        </w:rPr>
+        <w:t xml:space="preserve"> — Writing minor</w:t>
+      </w:r>
+    </w:p>
+    <w:p>
+      <w:pPr>
+        <w:spacing w:after="60"/>
+      </w:pPr>
+      <w:r>
+        <w:rPr>
+          <w:rFonts w:ascii="Arial" w:eastAsia="Arial" w:hAnsi="Arial" w:cs="Arial"/>
+          <w:color w:val="000000"/>
+          <w:sz w:val="19"/>
+          <w:szCs w:val="19"/>
+        </w:rPr>
+        <w:t>Drew University, Madison, NJ</w:t>
       </w:r>
     </w:p>
     <w:sectPr>
       <w:pgSz w:w="12240" w:h="15840"/>
-      <w:pgMar w:top="720" w:right="900" w:bottom="720" w:left="900" w:header="708" w:footer="708" w:gutter="0"/>
+      <w:pgMar w:top="1080" w:right="1080" w:bottom="1080" w:left="1080" w:header="708" w:footer="708" w:gutter="0"/>
       <w:cols w:space="720"/>
       <w:docGrid w:linePitch="360"/>
     </w:sectPr>
@@ -995,153 +1079,153 @@
 <file path=word/numbering.xml><?xml version="1.0" encoding="utf-8"?>
 <w:numbering xmlns:wpc="http://schemas.microsoft.com/office/word/2010/wordprocessingCanvas" xmlns:cx="http://schemas.microsoft.com/office/drawing/2014/chartex" xmlns:cx1="http://schemas.microsoft.com/office/drawing/2015/9/8/chartex" xmlns:cx2="http://schemas.microsoft.com/office/drawing/2015/10/21/chartex" xmlns:cx3="http://schemas.microsoft.com/office/drawing/2016/5/9/chartex" xmlns:cx4="http://schemas.microsoft.com/office/drawing/2016/5/10/chartex" xmlns:cx5="http://schemas.microsoft.com/office/drawing/2016/5/11/chartex" xmlns:cx6="http://schemas.microsoft.com/office/drawing/2016/5/12/chartex" xmlns:cx7="http://schemas.microsoft.com/office/drawing/2016/5/13/chartex" xmlns:cx8="http://schemas.microsoft.com/office/drawing/2016/5/14/chartex" xmlns:mc="http://schemas.openxmlformats.org/markup-compatibility/2006" xmlns:aink="http://schemas.microsoft.com/office/drawing/2016/ink" xmlns:am3d="http://schemas.microsoft.com/office/drawing/2017/model3d" xmlns:o="urn:schemas-microsoft-com:office:office" xmlns:oel="http://schemas.microsoft.com/office/2019/extlst" xmlns:r="http://schemas.openxmlformats.org/officeDocument/2006/relationships" xmlns:m="http://schemas.openxmlformats.org/officeDocument/2006/math" xmlns:v="urn:schemas-microsoft-com:vml" xmlns:wp14="http://schemas.microsoft.com/office/word/2010/wordprocessingDrawing" xmlns:wp="http://schemas.openxmlformats.org/drawingml/2006/wordprocessingDrawing" xmlns:w10="urn:schemas-microsoft-com:office:word" xmlns:w="http://schemas.openxmlformats.org/wordprocessingml/2006/main" xmlns:w14="http://schemas.microsoft.com/office/word/2010/wordml" xmlns:w15="http://schemas.microsoft.com/office/word/2012/wordml" xmlns:w16cex="http://schemas.microsoft.com/office/word/2018/wordml/cex" xmlns:w16cid="http://schemas.microsoft.com/office/word/2016/wordml/cid" xmlns:w16="http://schemas.microsoft.com/office/word/2018/wordml" xmlns:w16du="http://schemas.microsoft.com/office/word/2023/wordml/word16du" xmlns:w16sdtdh="http://schemas.microsoft.com/office/word/2020/wordml/sdtdatahash" xmlns:w16sdtfl="http://schemas.microsoft.com/office/word/2024/wordml/sdtformatlock" xmlns:w16se="http://schemas.microsoft.com/office/word/2015/wordml/symex" xmlns:wpg="http://schemas.microsoft.com/office/word/2010/wordprocessingGroup" xmlns:wpi="http://schemas.microsoft.com/office/word/2010/wordprocessingInk" xmlns:wne="http://schemas.microsoft.com/office/word/2006/wordml" xmlns:wps="http://schemas.microsoft.com/office/word/2010/wordprocessingShape" mc:Ignorable="w14 w15 w16se w16cid w16 w16cex w16sdtdh w16sdtfl w16du wp14">
   <w:abstractNum w:abstractNumId="0" w15:restartNumberingAfterBreak="0">
-    <w:nsid w:val="14177799"/>
+    <w:nsid w:val="14860465"/>
     <w:multiLevelType w:val="hybridMultilevel"/>
-    <w:tmpl w:val="D750D4DC"/>
-    <w:lvl w:ilvl="0" w:tplc="B164E7F6">
+    <w:tmpl w:val="B7B06636"/>
+    <w:lvl w:ilvl="0" w:tplc="ADA066C4">
+      <w:start w:val="1"/>
+      <w:numFmt w:val="bullet"/>
+      <w:lvlText w:val="●"/>
+      <w:lvlJc w:val="left"/>
+      <w:pPr>
+        <w:ind w:left="720" w:hanging="360"/>
+      </w:pPr>
+    </w:lvl>
+    <w:lvl w:ilvl="1" w:tplc="F3C0B2F2">
+      <w:start w:val="1"/>
+      <w:numFmt w:val="bullet"/>
+      <w:lvlText w:val="○"/>
+      <w:lvlJc w:val="left"/>
+      <w:pPr>
+        <w:ind w:left="1440" w:hanging="360"/>
+      </w:pPr>
+    </w:lvl>
+    <w:lvl w:ilvl="2" w:tplc="7BA85054">
+      <w:start w:val="1"/>
+      <w:numFmt w:val="bullet"/>
+      <w:lvlText w:val="■"/>
+      <w:lvlJc w:val="left"/>
+      <w:pPr>
+        <w:ind w:left="2160" w:hanging="360"/>
+      </w:pPr>
+    </w:lvl>
+    <w:lvl w:ilvl="3" w:tplc="3C609986">
+      <w:start w:val="1"/>
+      <w:numFmt w:val="bullet"/>
+      <w:lvlText w:val="●"/>
+      <w:lvlJc w:val="left"/>
+      <w:pPr>
+        <w:ind w:left="2880" w:hanging="360"/>
+      </w:pPr>
+    </w:lvl>
+    <w:lvl w:ilvl="4" w:tplc="254C3B02">
+      <w:start w:val="1"/>
+      <w:numFmt w:val="bullet"/>
+      <w:lvlText w:val="○"/>
+      <w:lvlJc w:val="left"/>
+      <w:pPr>
+        <w:ind w:left="3600" w:hanging="360"/>
+      </w:pPr>
+    </w:lvl>
+    <w:lvl w:ilvl="5" w:tplc="0E38C352">
+      <w:start w:val="1"/>
+      <w:numFmt w:val="bullet"/>
+      <w:lvlText w:val="■"/>
+      <w:lvlJc w:val="left"/>
+      <w:pPr>
+        <w:ind w:left="4320" w:hanging="360"/>
+      </w:pPr>
+    </w:lvl>
+    <w:lvl w:ilvl="6" w:tplc="C3EA8058">
+      <w:start w:val="1"/>
+      <w:numFmt w:val="bullet"/>
+      <w:lvlText w:val="●"/>
+      <w:lvlJc w:val="left"/>
+      <w:pPr>
+        <w:ind w:left="5040" w:hanging="360"/>
+      </w:pPr>
+    </w:lvl>
+    <w:lvl w:ilvl="7" w:tplc="5094949A">
+      <w:start w:val="1"/>
+      <w:numFmt w:val="bullet"/>
+      <w:lvlText w:val="●"/>
+      <w:lvlJc w:val="left"/>
+      <w:pPr>
+        <w:ind w:left="5760" w:hanging="360"/>
+      </w:pPr>
+    </w:lvl>
+    <w:lvl w:ilvl="8" w:tplc="78166198">
+      <w:start w:val="1"/>
+      <w:numFmt w:val="bullet"/>
+      <w:lvlText w:val="●"/>
+      <w:lvlJc w:val="left"/>
+      <w:pPr>
+        <w:ind w:left="6480" w:hanging="360"/>
+      </w:pPr>
+    </w:lvl>
+  </w:abstractNum>
+  <w:abstractNum w:abstractNumId="1" w15:restartNumberingAfterBreak="0">
+    <w:nsid w:val="55696781"/>
+    <w:multiLevelType w:val="hybridMultilevel"/>
+    <w:tmpl w:val="355457AC"/>
+    <w:lvl w:ilvl="0" w:tplc="EA4E5EC2">
       <w:start w:val="1"/>
       <w:numFmt w:val="bullet"/>
       <w:lvlText w:val="•"/>
       <w:lvlJc w:val="left"/>
       <w:pPr>
-        <w:ind w:left="288" w:hanging="180"/>
+        <w:ind w:left="360" w:hanging="180"/>
       </w:pPr>
     </w:lvl>
-    <w:lvl w:ilvl="1" w:tplc="66C6426E">
+    <w:lvl w:ilvl="1" w:tplc="CD863904">
       <w:numFmt w:val="decimal"/>
       <w:lvlText w:val=""/>
       <w:lvlJc w:val="left"/>
     </w:lvl>
-    <w:lvl w:ilvl="2" w:tplc="E54AF146">
+    <w:lvl w:ilvl="2" w:tplc="BA98015A">
       <w:numFmt w:val="decimal"/>
       <w:lvlText w:val=""/>
       <w:lvlJc w:val="left"/>
     </w:lvl>
-    <w:lvl w:ilvl="3" w:tplc="8B9A3554">
+    <w:lvl w:ilvl="3" w:tplc="5016C506">
       <w:numFmt w:val="decimal"/>
       <w:lvlText w:val=""/>
       <w:lvlJc w:val="left"/>
     </w:lvl>
-    <w:lvl w:ilvl="4" w:tplc="3AC0250E">
+    <w:lvl w:ilvl="4" w:tplc="207C78C8">
       <w:numFmt w:val="decimal"/>
       <w:lvlText w:val=""/>
       <w:lvlJc w:val="left"/>
     </w:lvl>
-    <w:lvl w:ilvl="5" w:tplc="F15A9066">
+    <w:lvl w:ilvl="5" w:tplc="1A84BC24">
       <w:numFmt w:val="decimal"/>
       <w:lvlText w:val=""/>
       <w:lvlJc w:val="left"/>
     </w:lvl>
-    <w:lvl w:ilvl="6" w:tplc="412A4140">
+    <w:lvl w:ilvl="6" w:tplc="2122825C">
       <w:numFmt w:val="decimal"/>
       <w:lvlText w:val=""/>
       <w:lvlJc w:val="left"/>
     </w:lvl>
-    <w:lvl w:ilvl="7" w:tplc="875EBA36">
+    <w:lvl w:ilvl="7" w:tplc="81F8A1EC">
       <w:numFmt w:val="decimal"/>
       <w:lvlText w:val=""/>
       <w:lvlJc w:val="left"/>
     </w:lvl>
-    <w:lvl w:ilvl="8" w:tplc="1C541A80">
+    <w:lvl w:ilvl="8" w:tplc="5920AB6A">
       <w:numFmt w:val="decimal"/>
       <w:lvlText w:val=""/>
       <w:lvlJc w:val="left"/>
     </w:lvl>
   </w:abstractNum>
-  <w:abstractNum w:abstractNumId="1" w15:restartNumberingAfterBreak="0">
-    <w:nsid w:val="6E603894"/>
-    <w:multiLevelType w:val="hybridMultilevel"/>
-    <w:tmpl w:val="6DFE3404"/>
-    <w:lvl w:ilvl="0" w:tplc="0C28A886">
-      <w:start w:val="1"/>
-      <w:numFmt w:val="bullet"/>
-      <w:lvlText w:val="●"/>
-      <w:lvlJc w:val="left"/>
-      <w:pPr>
-        <w:ind w:left="720" w:hanging="360"/>
-      </w:pPr>
-    </w:lvl>
-    <w:lvl w:ilvl="1" w:tplc="911C6160">
-      <w:start w:val="1"/>
-      <w:numFmt w:val="bullet"/>
-      <w:lvlText w:val="○"/>
-      <w:lvlJc w:val="left"/>
-      <w:pPr>
-        <w:ind w:left="1440" w:hanging="360"/>
-      </w:pPr>
-    </w:lvl>
-    <w:lvl w:ilvl="2" w:tplc="1BCE1D38">
-      <w:start w:val="1"/>
-      <w:numFmt w:val="bullet"/>
-      <w:lvlText w:val="■"/>
-      <w:lvlJc w:val="left"/>
-      <w:pPr>
-        <w:ind w:left="2160" w:hanging="360"/>
-      </w:pPr>
-    </w:lvl>
-    <w:lvl w:ilvl="3" w:tplc="2D464788">
-      <w:start w:val="1"/>
-      <w:numFmt w:val="bullet"/>
-      <w:lvlText w:val="●"/>
-      <w:lvlJc w:val="left"/>
-      <w:pPr>
-        <w:ind w:left="2880" w:hanging="360"/>
-      </w:pPr>
-    </w:lvl>
-    <w:lvl w:ilvl="4" w:tplc="87986360">
-      <w:start w:val="1"/>
-      <w:numFmt w:val="bullet"/>
-      <w:lvlText w:val="○"/>
-      <w:lvlJc w:val="left"/>
-      <w:pPr>
-        <w:ind w:left="3600" w:hanging="360"/>
-      </w:pPr>
-    </w:lvl>
-    <w:lvl w:ilvl="5" w:tplc="B776B634">
-      <w:start w:val="1"/>
-      <w:numFmt w:val="bullet"/>
-      <w:lvlText w:val="■"/>
-      <w:lvlJc w:val="left"/>
-      <w:pPr>
-        <w:ind w:left="4320" w:hanging="360"/>
-      </w:pPr>
-    </w:lvl>
-    <w:lvl w:ilvl="6" w:tplc="917E1B3E">
-      <w:start w:val="1"/>
-      <w:numFmt w:val="bullet"/>
-      <w:lvlText w:val="●"/>
-      <w:lvlJc w:val="left"/>
-      <w:pPr>
-        <w:ind w:left="5040" w:hanging="360"/>
-      </w:pPr>
-    </w:lvl>
-    <w:lvl w:ilvl="7" w:tplc="6178A506">
-      <w:start w:val="1"/>
-      <w:numFmt w:val="bullet"/>
-      <w:lvlText w:val="●"/>
-      <w:lvlJc w:val="left"/>
-      <w:pPr>
-        <w:ind w:left="5760" w:hanging="360"/>
-      </w:pPr>
-    </w:lvl>
-    <w:lvl w:ilvl="8" w:tplc="44502E64">
-      <w:start w:val="1"/>
-      <w:numFmt w:val="bullet"/>
-      <w:lvlText w:val="●"/>
-      <w:lvlJc w:val="left"/>
-      <w:pPr>
-        <w:ind w:left="6480" w:hanging="360"/>
-      </w:pPr>
-    </w:lvl>
-  </w:abstractNum>
-  <w:num w:numId="1" w16cid:durableId="617370665">
-    <w:abstractNumId w:val="1"/>
+  <w:num w:numId="1" w16cid:durableId="463815933">
+    <w:abstractNumId w:val="0"/>
     <w:lvlOverride w:ilvl="0">
       <w:startOverride w:val="1"/>
     </w:lvlOverride>
   </w:num>
-  <w:num w:numId="2" w16cid:durableId="711807376">
-    <w:abstractNumId w:val="0"/>
+  <w:num w:numId="2" w16cid:durableId="1435007188">
+    <w:abstractNumId w:val="1"/>
     <w:lvlOverride w:ilvl="0">
       <w:startOverride w:val="1"/>
     </w:lvlOverride>
@@ -1629,6 +1713,7 @@
   <w:style w:type="character" w:default="1" w:styleId="DefaultParagraphFont">
     <w:name w:val="Default Paragraph Font"/>
     <w:uiPriority w:val="1"/>
+    <w:semiHidden/>
     <w:unhideWhenUsed/>
   </w:style>
   <w:style w:type="table" w:default="1" w:styleId="TableNormal">
@@ -1734,18 +1819,6 @@
     <w:rPr>
       <w:sz w:val="20"/>
       <w:szCs w:val="20"/>
-    </w:rPr>
-  </w:style>
-  <w:style w:type="character" w:styleId="UnresolvedMention">
-    <w:name w:val="Unresolved Mention"/>
-    <w:basedOn w:val="DefaultParagraphFont"/>
-    <w:uiPriority w:val="99"/>
-    <w:semiHidden/>
-    <w:unhideWhenUsed/>
-    <w:rsid w:val="00CF72AA"/>
-    <w:rPr>
-      <w:color w:val="605E5C"/>
-      <w:shd w:val="clear" w:color="auto" w:fill="E1DFDD"/>
     </w:rPr>
   </w:style>
 </w:styles>

--- a/store/steve-arrants-resume-2026.docx
+++ b/store/steve-arrants-resume-2026.docx
@@ -135,25 +135,7 @@
           <w:sz w:val="19"/>
           <w:szCs w:val="19"/>
         </w:rPr>
-        <w:t xml:space="preserve">Documentation professional with </w:t>
-      </w:r>
-      <w:r>
-        <w:rPr>
-          <w:rFonts w:ascii="Arial" w:eastAsia="Arial" w:hAnsi="Arial" w:cs="Arial"/>
-          <w:color w:val="000000"/>
-          <w:sz w:val="19"/>
-          <w:szCs w:val="19"/>
-        </w:rPr>
-        <w:t>experience in</w:t>
-      </w:r>
-      <w:r>
-        <w:rPr>
-          <w:rFonts w:ascii="Arial" w:eastAsia="Arial" w:hAnsi="Arial" w:cs="Arial"/>
-          <w:color w:val="000000"/>
-          <w:sz w:val="19"/>
-          <w:szCs w:val="19"/>
-        </w:rPr>
-        <w:t xml:space="preserve"> SaaS, APIs, healthcare, and scientific software. Builds the systems, sets the standards, and brings the editorial judgment AI can’t replace. Consistent results: less support burden, faster user adoption, documentation that earns its keep.</w:t>
+        <w:t xml:space="preserve">Documentation professional with experience in SaaS, APIs, healthcare, and scientific software. Builds the systems, sets the standards, and brings the editorial judgment AI can’t replace. Consistent results: less support burden, faster user adoption, documentation that earns its keep.</w:t>
       </w:r>
     </w:p>
     <w:p>
@@ -308,35 +290,17 @@
           <w:bCs/>
           <w:color w:val="000000"/>
         </w:rPr>
-        <w:t xml:space="preserve">Contract Technical Writer — </w:t>
+        <w:t>Contract Technical Writer — iPaaS.com, Atlanta, GA</w:t>
       </w:r>
       <w:r>
         <w:rPr>
           <w:rFonts w:ascii="Arial" w:eastAsia="Arial" w:hAnsi="Arial" w:cs="Arial"/>
           <w:color w:val="595959"/>
-          <w:sz w:val="18"/>
-          <w:szCs w:val="18"/>
-        </w:rPr>
-        <w:t xml:space="preserve">iPaaS.com, Atlanta, Georgia </w:t>
-      </w:r>
-      <w:r>
-        <w:rPr>
-          <w:rFonts w:ascii="Arial" w:eastAsia="Arial" w:hAnsi="Arial" w:cs="Arial"/>
-          <w:color w:val="595959"/>
           <w:sz w:val="19"/>
           <w:szCs w:val="19"/>
         </w:rPr>
         <w:tab/>
-        <w:t>2025–</w:t>
-      </w:r>
-      <w:r>
-        <w:rPr>
-          <w:rFonts w:ascii="Arial" w:eastAsia="Arial" w:hAnsi="Arial" w:cs="Arial"/>
-          <w:color w:val="595959"/>
-          <w:sz w:val="19"/>
-          <w:szCs w:val="19"/>
-        </w:rPr>
-        <w:t>2026</w:t>
+        <w:t>2025–2026</w:t>
       </w:r>
     </w:p>
     <w:p>
@@ -369,7 +333,7 @@
           <w:sz w:val="19"/>
           <w:szCs w:val="19"/>
         </w:rPr>
-        <w:t>Designing a docs overhaul to migrate content from an ad-hoc Intercom structure to a scalable, maintainable system aligned with product development cycles.</w:t>
+        <w:t>Designed and implemented a docs overhaul that migrated content from an ad-hoc Intercom structure to a scalable, maintainable system aligned with product development cycles.</w:t>
       </w:r>
     </w:p>
     <w:p>
@@ -388,7 +352,7 @@
           <w:sz w:val="19"/>
           <w:szCs w:val="19"/>
         </w:rPr>
-        <w:t>Built and deployed three Claude Agent Skills (JSON-to-Markdown, mapping table generator, installation doc generator) that automate conversion of iPaaS JSON exports into publication-ready documentation—eliminating hours of manual formatting per integration.</w:t>
+        <w:t>Built and deployed Claude Agent Skills that convert iPaaS.com JSON exports into publication-ready Markdown documentation and Excel workbooks—eliminating hours of manual formatting per integration.</w:t>
       </w:r>
     </w:p>
     <w:p>
@@ -426,7 +390,7 @@
           <w:sz w:val="19"/>
           <w:szCs w:val="19"/>
         </w:rPr>
-        <w:t>Evaluated a Markdown/Git/MkDocs/Intercom pipeline as a replacement for Word/MadCap Flare, including a hybrid repo structure, phased adoption path, and cost-benefit analysis.</w:t>
+        <w:t>Evaluated a Markdown/Git/Intercom API pipeline as a replacement for Word/MadCap Flare, including a hybrid repo structure, phased adoption path, and cost-benefit analysis.</w:t>
       </w:r>
     </w:p>
     <w:p>
@@ -445,7 +409,7 @@
           <w:sz w:val="19"/>
           <w:szCs w:val="19"/>
         </w:rPr>
-        <w:t>Working directly with Product and Development to establish content workflows and documentation standards across engineering teams.</w:t>
+        <w:t>Worked directly with Product and Development to establish content workflows and documentation standards across engineering teams.</w:t>
       </w:r>
     </w:p>
     <w:p>
@@ -462,7 +426,7 @@
           <w:bCs/>
           <w:color w:val="000000"/>
         </w:rPr>
-        <w:t>Technical Writer (Expert) — Agilent Technologies, Inc., Winooski, Vermont</w:t>
+        <w:t>Technical Writer (Expert) — Agilent Technologies, Inc., Winooski, VT</w:t>
       </w:r>
       <w:r>
         <w:rPr>
@@ -560,7 +524,7 @@
           <w:bCs/>
           <w:color w:val="000000"/>
         </w:rPr>
-        <w:t>Senior Content Developer — Jitterbit, Alameda, California</w:t>
+        <w:t>Senior Content Developer — Jitterbit, Alameda, CA</w:t>
       </w:r>
       <w:r>
         <w:rPr>
@@ -603,7 +567,7 @@
           <w:sz w:val="19"/>
           <w:szCs w:val="19"/>
         </w:rPr>
-        <w:t>Reduced support ticket volume by 40% through targeted improvements to user guides and release notes—one of the highest-impact content initiatives in the company’s history at the time.</w:t>
+        <w:t>Reduced support ticket volume by 40% through targeted improvements to user guides and release notes.</w:t>
       </w:r>
     </w:p>
     <w:p>
@@ -677,25 +641,7 @@
           <w:bCs/>
           <w:color w:val="000000"/>
         </w:rPr>
-        <w:t>Senior Content Developer</w:t>
-      </w:r>
-      <w:r>
-        <w:rPr>
-          <w:rFonts w:ascii="Arial" w:eastAsia="Arial" w:hAnsi="Arial" w:cs="Arial"/>
-          <w:b/>
-          <w:bCs/>
-          <w:color w:val="000000"/>
-        </w:rPr>
-        <w:t>/</w:t>
-      </w:r>
-      <w:r>
-        <w:rPr>
-          <w:rFonts w:ascii="Arial" w:eastAsia="Arial" w:hAnsi="Arial" w:cs="Arial"/>
-          <w:b/>
-          <w:bCs/>
-          <w:color w:val="000000"/>
-        </w:rPr>
-        <w:t>Support Lead — Sheridan Journal Services, Waterbury, Vermont</w:t>
+        <w:t>Senior Content Developer/Support Lead — Sheridan Journal Services, Waterbury, VT</w:t>
       </w:r>
       <w:r>
         <w:rPr>
@@ -758,7 +704,7 @@
           <w:szCs w:val="19"/>
         </w:rPr>
         <w:lastRenderedPageBreak/>
-        <w:t>Wrote integration guides for publisher systems that cut client onboarding from four weeks to one and a half.</w:t>
+        <w:t>Wrote integration guides for publisher systems that cut client onboarding from four weeks to one and a half weeks.</w:t>
       </w:r>
     </w:p>
     <w:p>
@@ -794,7 +740,7 @@
           <w:bCs/>
           <w:color w:val="000000"/>
         </w:rPr>
-        <w:t>Writing Manager — Data Innovations, South Burlington, Vermont</w:t>
+        <w:t>Writing Manager — Data Innovations, South Burlington, VT</w:t>
       </w:r>
       <w:r>
         <w:rPr>
@@ -818,7 +764,7 @@
           <w:sz w:val="18"/>
           <w:szCs w:val="18"/>
         </w:rPr>
-        <w:t>Medical laboratory data management solutions, $75M revenue</w:t>
+        <w:t>Medical laboratory data management solutions</w:t>
       </w:r>
     </w:p>
     <w:p>
@@ -856,25 +802,7 @@
           <w:sz w:val="19"/>
           <w:szCs w:val="19"/>
         </w:rPr>
-        <w:t xml:space="preserve">Cut documentation costs by 15% through </w:t>
-      </w:r>
-      <w:r>
-        <w:rPr>
-          <w:rFonts w:ascii="Arial" w:eastAsia="Arial" w:hAnsi="Arial" w:cs="Arial"/>
-          <w:color w:val="000000"/>
-          <w:sz w:val="19"/>
-          <w:szCs w:val="19"/>
-        </w:rPr>
-        <w:t>single sourcing</w:t>
-      </w:r>
-      <w:r>
-        <w:rPr>
-          <w:rFonts w:ascii="Arial" w:eastAsia="Arial" w:hAnsi="Arial" w:cs="Arial"/>
-          <w:color w:val="000000"/>
-          <w:sz w:val="19"/>
-          <w:szCs w:val="19"/>
-        </w:rPr>
-        <w:t>.</w:t>
+        <w:t xml:space="preserve">Cut documentation costs by 15% through single sourcing.</w:t>
       </w:r>
     </w:p>
     <w:p>
@@ -910,7 +838,7 @@
           <w:bCs/>
           <w:color w:val="000000"/>
         </w:rPr>
-        <w:t>Senior Technical Writer — MBF Bioscience, Williston, Vermont</w:t>
+        <w:t>Senior Technical Writer — MBF Bioscience, Williston, VT</w:t>
       </w:r>
       <w:r>
         <w:rPr>
@@ -953,7 +881,7 @@
           <w:sz w:val="19"/>
           <w:szCs w:val="19"/>
         </w:rPr>
-        <w:t>Introduced a print-on-demand documentation strategy that reduced production costs and turnaround time across a catalog of healthcare and scientific software.</w:t>
+        <w:t>Introduced a print-on-demand documentation strategy that reduced production costs and turnaround time across a catalog of scientific and biomedical software.</w:t>
       </w:r>
     </w:p>
     <w:p>
@@ -972,7 +900,7 @@
           <w:sz w:val="19"/>
           <w:szCs w:val="19"/>
         </w:rPr>
-        <w:t>Managed documentation end-to-end—planning, writing, and maintenance—for a suite of healthcare and scientific applications over nine years.</w:t>
+        <w:t>Managed documentation end-to-end—planning, writing, and maintenance—for a suite of scientific and biomedical applications over nine years.</w:t>
       </w:r>
     </w:p>
     <w:p>
@@ -1005,7 +933,7 @@
           <w:sz w:val="19"/>
           <w:szCs w:val="19"/>
         </w:rPr>
-        <w:t>Contract and staff technical writing roles at CNET, WebMD, Autodesk, and Microsoft, covering consumer software, enterprise applications, and online help systems.</w:t>
+        <w:t>Contract and staff technical writing roles at CNET, WebMD, Autodesk, Medtronic, and Microsoft (User Education), covering consumer software, enterprise applications, and online help systems.</w:t>
       </w:r>
     </w:p>
     <w:p>
